--- a/參考文件/期中報告繳交區/區域分析.docx
+++ b/參考文件/期中報告繳交區/區域分析.docx
@@ -11,7 +11,21 @@
         <w:rPr>
           <w:rFonts w:hint="eastAsia"/>
         </w:rPr>
-        <w:t>花東縣聯外、縣市間重要交通及觀光景點需求分析</w:t>
+        <w:t>花</w:t>
+      </w:r>
+      <w:proofErr w:type="gramStart"/>
+      <w:r>
+        <w:rPr>
+          <w:rFonts w:hint="eastAsia"/>
+        </w:rPr>
+        <w:t>東縣聯外</w:t>
+      </w:r>
+      <w:proofErr w:type="gramEnd"/>
+      <w:r>
+        <w:rPr>
+          <w:rFonts w:hint="eastAsia"/>
+        </w:rPr>
+        <w:t>、縣市間重要交通及觀光景點需求分析</w:t>
       </w:r>
     </w:p>
     <w:p>
@@ -64,11 +78,64 @@
     </w:p>
     <w:p>
       <w:pPr>
-        <w:pStyle w:val="3"/>
+        <w:pStyle w:val="2"/>
         <w:spacing w:before="180" w:after="180"/>
+      </w:pPr>
+      <w:proofErr w:type="gramStart"/>
+      <w:r>
         <w:rPr>
           <w:rFonts w:hint="eastAsia"/>
         </w:rPr>
+        <w:t>臺</w:t>
+      </w:r>
+      <w:proofErr w:type="gramEnd"/>
+      <w:r>
+        <w:rPr>
+          <w:rFonts w:hint="eastAsia"/>
+        </w:rPr>
+        <w:t>東縣</w:t>
+      </w:r>
+    </w:p>
+    <w:p>
+      <w:pPr>
+        <w:pStyle w:val="3"/>
+        <w:spacing w:before="180" w:after="180"/>
+      </w:pPr>
+      <w:r>
+        <w:rPr>
+          <w:rFonts w:hint="eastAsia"/>
+        </w:rPr>
+        <w:t>年增趨勢分析</w:t>
+      </w:r>
+    </w:p>
+    <w:p>
+      <w:pPr>
+        <w:pStyle w:val="3"/>
+        <w:spacing w:before="180" w:after="180"/>
+      </w:pPr>
+      <w:r>
+        <w:rPr>
+          <w:rFonts w:hint="eastAsia"/>
+        </w:rPr>
+        <w:t>路線分析</w:t>
+      </w:r>
+    </w:p>
+    <w:p>
+      <w:pPr>
+        <w:pStyle w:val="3"/>
+        <w:spacing w:before="180" w:after="180"/>
+      </w:pPr>
+      <w:r>
+        <w:rPr>
+          <w:rFonts w:hint="eastAsia"/>
+        </w:rPr>
+        <w:t>平假日分析</w:t>
+      </w:r>
+    </w:p>
+    <w:p>
+      <w:pPr>
+        <w:pStyle w:val="2"/>
+        <w:spacing w:before="180" w:after="180"/>
       </w:pPr>
       <w:r>
         <w:rPr>
@@ -79,26 +146,26 @@
     </w:p>
     <w:p>
       <w:pPr>
-        <w:pStyle w:val="2"/>
-        <w:spacing w:before="180" w:after="180"/>
+        <w:pStyle w:val="1"/>
+        <w:spacing w:before="36" w:after="36"/>
       </w:pPr>
       <w:r>
         <w:rPr>
           <w:rFonts w:hint="eastAsia"/>
         </w:rPr>
-        <w:t>臺東縣</w:t>
+        <w:t>花東鄉鎮際及鄉鎮內分析</w:t>
       </w:r>
     </w:p>
     <w:p>
       <w:pPr>
-        <w:pStyle w:val="3"/>
+        <w:pStyle w:val="2"/>
         <w:spacing w:before="180" w:after="180"/>
       </w:pPr>
       <w:r>
         <w:rPr>
           <w:rFonts w:hint="eastAsia"/>
         </w:rPr>
-        <w:t>年增趨勢分析</w:t>
+        <w:t>花蓮縣鄉鎮際分析</w:t>
       </w:r>
     </w:p>
     <w:p>
@@ -107,10 +174,7 @@
         <w:spacing w:before="180" w:after="180"/>
       </w:pPr>
       <w:r>
-        <w:rPr>
-          <w:rFonts w:hint="eastAsia"/>
-        </w:rPr>
-        <w:t>路線分析</w:t>
+        <w:t>搭乘人數分析</w:t>
       </w:r>
     </w:p>
     <w:p>
@@ -127,38 +191,28 @@
     </w:p>
     <w:p>
       <w:pPr>
-        <w:pStyle w:val="3"/>
+        <w:pStyle w:val="2"/>
         <w:spacing w:before="180" w:after="180"/>
       </w:pPr>
+      <w:proofErr w:type="gramStart"/>
       <w:r>
         <w:rPr>
           <w:rFonts w:hint="eastAsia"/>
         </w:rPr>
-        <w:t>小結</w:t>
-      </w:r>
-    </w:p>
-    <w:p>
-      <w:pPr>
-        <w:pStyle w:val="1"/>
-        <w:spacing w:before="36" w:after="36"/>
-      </w:pPr>
+        <w:t>臺</w:t>
+      </w:r>
+      <w:proofErr w:type="gramEnd"/>
       <w:r>
         <w:rPr>
           <w:rFonts w:hint="eastAsia"/>
         </w:rPr>
-        <w:t>花東鄉鎮際及鄉鎮內分析</w:t>
-      </w:r>
-    </w:p>
-    <w:p>
-      <w:pPr>
-        <w:pStyle w:val="2"/>
-        <w:spacing w:before="180" w:after="180"/>
-      </w:pPr>
+        <w:t>東</w:t>
+      </w:r>
       <w:r>
         <w:rPr>
           <w:rFonts w:hint="eastAsia"/>
         </w:rPr>
-        <w:t>花蓮縣鄉鎮際分析</w:t>
+        <w:t>縣鄉鎮際分析</w:t>
       </w:r>
     </w:p>
     <w:p>
@@ -186,51 +240,6 @@
       <w:pPr>
         <w:pStyle w:val="2"/>
         <w:spacing w:before="180" w:after="180"/>
-      </w:pPr>
-      <w:r>
-        <w:rPr>
-          <w:rFonts w:hint="eastAsia"/>
-        </w:rPr>
-        <w:t>臺東</w:t>
-      </w:r>
-      <w:r>
-        <w:rPr>
-          <w:rFonts w:hint="eastAsia"/>
-        </w:rPr>
-        <w:t>縣鄉鎮際分析</w:t>
-      </w:r>
-    </w:p>
-    <w:p>
-      <w:pPr>
-        <w:pStyle w:val="3"/>
-        <w:spacing w:before="180" w:after="180"/>
-      </w:pPr>
-      <w:r>
-        <w:t>搭乘人數分析</w:t>
-      </w:r>
-    </w:p>
-    <w:p>
-      <w:pPr>
-        <w:pStyle w:val="3"/>
-        <w:spacing w:before="180" w:after="180"/>
-        <w:rPr>
-          <w:rFonts w:hint="eastAsia"/>
-        </w:rPr>
-      </w:pPr>
-      <w:r>
-        <w:rPr>
-          <w:rFonts w:hint="eastAsia"/>
-        </w:rPr>
-        <w:t>平假日分析</w:t>
-      </w:r>
-    </w:p>
-    <w:p>
-      <w:pPr>
-        <w:pStyle w:val="2"/>
-        <w:spacing w:before="180" w:after="180"/>
-        <w:rPr>
-          <w:rFonts w:hint="eastAsia"/>
-        </w:rPr>
       </w:pPr>
       <w:r>
         <w:rPr>
@@ -638,7 +647,7 @@
   <w:abstractNum w:abstractNumId="1" w15:restartNumberingAfterBreak="0">
     <w:nsid w:val="4F9A114E"/>
     <w:multiLevelType w:val="multilevel"/>
-    <w:tmpl w:val="46B26AA2"/>
+    <w:tmpl w:val="C2165834"/>
     <w:lvl w:ilvl="0">
       <w:start w:val="1"/>
       <w:numFmt w:val="decimal"/>
@@ -1222,7 +1231,7 @@
       <w:adjustRightInd w:val="0"/>
       <w:snapToGrid w:val="0"/>
       <w:spacing w:beforeLines="10" w:before="10" w:afterLines="10" w:after="10" w:line="360" w:lineRule="auto"/>
-      <w:ind w:firstLineChars="0"/>
+      <w:ind w:firstLineChars="0" w:firstLine="0"/>
       <w:jc w:val="center"/>
       <w:outlineLvl w:val="0"/>
     </w:pPr>
@@ -1433,7 +1442,6 @@
     <w:uiPriority w:val="1"/>
     <w:semiHidden/>
     <w:unhideWhenUsed/>
-    <w:rsid w:val="00986336"/>
   </w:style>
   <w:style w:type="table" w:default="1" w:styleId="a1">
     <w:name w:val="Normal Table"/>
@@ -1455,7 +1463,6 @@
     <w:uiPriority w:val="99"/>
     <w:semiHidden/>
     <w:unhideWhenUsed/>
-    <w:rsid w:val="00986336"/>
   </w:style>
   <w:style w:type="character" w:customStyle="1" w:styleId="10">
     <w:name w:val="標題 1 字元"/>
@@ -1627,6 +1634,7 @@
       <w:numPr>
         <w:ilvl w:val="1"/>
       </w:numPr>
+      <w:ind w:firstLineChars="200" w:firstLine="520"/>
       <w:jc w:val="center"/>
     </w:pPr>
     <w:rPr>
